--- a/Petições/Juntada/Documentos.docx
+++ b/Petições/Juntada/Documentos.docx
@@ -501,7 +501,7 @@
       <w:r>
         <w:rPr>
           <w:rFonts w:ascii="Calibri" w:hAnsi="Calibri" w:cs="Calibri,Bold"/>
-          <w:b/>
+          <w:b w:val="0"/>
           <w:bCs/>
           <w:color w:val="000000"/>
           <w:sz w:val="24"/>
@@ -513,7 +513,7 @@
       <w:r>
         <w:rPr>
           <w:rFonts w:ascii="Calibri" w:hAnsi="Calibri" w:cs="Calibri,Bold"/>
-          <w:b/>
+          <w:b w:val="0"/>
           <w:bCs/>
           <w:color w:val="000000"/>
           <w:sz w:val="24"/>
@@ -524,7 +524,7 @@
       <w:r>
         <w:rPr>
           <w:rFonts w:ascii="Calibri" w:hAnsi="Calibri" w:cs="Calibri,Bold"/>
-          <w:b/>
+          <w:b w:val="0"/>
           <w:bCs/>
           <w:color w:val="000000"/>
           <w:sz w:val="24"/>
